--- a/downloads/teacher/05 Materials/Unit 03/Handouts/Handout 03.11 - Conflict Scenarios Coach Checklist and Repair Steps.docx
+++ b/downloads/teacher/05 Materials/Unit 03/Handouts/Handout 03.11 - Conflict Scenarios Coach Checklist and Repair Steps.docx
@@ -1380,16 +1380,7 @@
         <w:pStyle w:val="BodyText"/>
       </w:pPr>
       <w:r>
-        <w:t xml:space="preserve">Sentence starters for Person 1 and Person 2</w:t>
-      </w:r>
-      <w:r>
-        <w:t xml:space="preserve"> </w:t>
-      </w:r>
-      <w:r>
-        <w:rPr>
-          <w:rStyle w:val="TeacherNote"/>
-        </w:rPr>
-        <w:t xml:space="preserve">[check with a native speaker before printing]:</w:t>
+        <w:t xml:space="preserve">Sentence starters for Person 1 and Person 2:</w:t>
       </w:r>
     </w:p>
     <w:tbl>
@@ -1970,7 +1961,7 @@
         <w:pStyle w:val="BodyText"/>
       </w:pPr>
       <w:r>
-        <w:t xml:space="preserve">Adults who can help: a parent or guardian, the teacher, the counselor ([Sal: name], room ______), the dean, any teacher.</w:t>
+        <w:t xml:space="preserve">Adults who can help: a parent or guardian, the teacher, the counselor (room ______), the dean, any teacher.</w:t>
       </w:r>
     </w:p>
     <w:p>
